--- a/outputs/affidavit_in_reply.docx
+++ b/outputs/affidavit_in_reply.docx
@@ -5,37 +5,21 @@
     <w:p>
       <w:pPr>
         <w:spacing w:after="120"/>
-        <w:jc w:val="center"/>
       </w:pPr>
-      <w:r>
-        <w:rPr>
-          <w:b/>
-        </w:rPr>
-        <w:t>IN THE HIGH COURT OF JUDICATURE AT BOMBAY</w:t>
-      </w:r>
+      <w:r/>
     </w:p>
     <w:p>
       <w:pPr>
         <w:spacing w:after="120"/>
-        <w:jc w:val="center"/>
       </w:pPr>
-      <w:r>
-        <w:rPr>
-          <w:b/>
-        </w:rPr>
-        <w:t>ORDINARY ORIGINAL CIVIL JURISDICTION</w:t>
-      </w:r>
+      <w:r/>
     </w:p>
     <w:p>
       <w:pPr>
         <w:spacing w:after="120"/>
-        <w:jc w:val="center"/>
       </w:pPr>
       <w:r>
-        <w:rPr>
-          <w:b/>
-        </w:rPr>
-        <w:t>WRIT PETITION NO. 1847 OF 2026</w:t>
+        <w:t xml:space="preserve">WRIT PETITION NO. 563 (Year: 2027) OF </w:t>
       </w:r>
     </w:p>
     <w:p>
@@ -49,7 +33,7 @@
         <w:spacing w:after="120"/>
       </w:pPr>
       <w:r>
-        <w:t>Sunrise Housing Private Limited ...Petitioner</w:t>
+        <w:t>[Omitted / Missing] ...Petitioner</w:t>
       </w:r>
     </w:p>
     <w:p>
@@ -72,7 +56,7 @@
         <w:rPr>
           <w:b/>
         </w:rPr>
-        <w:t>1. State of Maharashtra ...Respondent No.1</w:t>
+        <w:t>1.  ...Respondent No.1</w:t>
       </w:r>
     </w:p>
     <w:p>
@@ -83,7 +67,7 @@
         <w:rPr>
           <w:b/>
         </w:rPr>
-        <w:t>2. Mumbai Metropolitan Region Development Authority ...Respondent No.2</w:t>
+        <w:t>2. : Delhi Urban Development Authority ...Respondent No.2</w:t>
       </w:r>
     </w:p>
     <w:p>
@@ -115,7 +99,7 @@
         <w:spacing w:after="120"/>
       </w:pPr>
       <w:r>
-        <w:t>I, Arvind Rajan, Deputy Metropolitan Commissioner, of Mumbai Metropolitan Region Development Authority, having office at Bandra East, Mumbai, Maharashtra, the Deputy Metropolitan Commissioner of the Respondent No.2 above named, do hereby solemnly affirm and state as under:</w:t>
+        <w:t>I, , : Deputy Director, of : Delhi Urban Development Authority, having office at : Civil Lines, Delhi, the : Deputy Director of the Respondent No.2 above named, do hereby solemnly affirm and state as under:</w:t>
       </w:r>
     </w:p>
     <w:p>
@@ -132,7 +116,7 @@
         <w:rPr>
           <w:b/>
         </w:rPr>
-        <w:t>1. I say that I am the Deputy Metropolitan Commissioner of Mumbai Metropolitan Region Development Authority, the Respondent No.2 in the above Writ Petition, and am well acquainted with the facts and circumstances of the case. I have perused a copy of the Writ Petition filed by Sunrise Housing Private Limited and am competent to affirm this Affidavit in Reply. I am filing this Affidavit in Reply on behalf of Respondent No.2, Mumbai Metropolitan Region Development Authority, to oppose the contentions raised in the Writ Petition and the reliefs sought by the Petitioner.</w:t>
+        <w:t>1. I say that I am the : Deputy Director of : Delhi Urban Development Authority, the Respondent No.2 in the above Writ Petition, and am well acquainted with the facts and circumstances of the case. I have perused a copy of the Writ Petition filed by [Omitted / Missing] and am competent to affirm this Affidavit in Reply. I am filing this Affidavit in Reply on behalf of Respondent No.2, : Delhi Urban Development Authority, to oppose the contentions raised in the Writ Petition and the reliefs sought by the Petitioner.</w:t>
       </w:r>
     </w:p>
     <w:p>
@@ -165,7 +149,7 @@
         <w:rPr>
           <w:b/>
         </w:rPr>
-        <w:t>4. With reference to the averments made in the Petition, I say that Respondent No.2 denies that the impugned communication dated 15 July 2026 was issued without authority. The said contention is false, incorrect and denied.</w:t>
+        <w:t>4. With reference to the averments made in the Petition, I say that Respondent No.2 denies that the impugned communication dated 22 September 2027 was issued without authority. The said contention is false, incorrect and denied.</w:t>
       </w:r>
     </w:p>
     <w:p>
@@ -176,7 +160,7 @@
         <w:rPr>
           <w:b/>
         </w:rPr>
-        <w:t>5. I say that the communication dated 15 July 2026 was issued pursuant to the applicable redevelopment procedure and after consideration of the relevant records.</w:t>
+        <w:t>5. I say that the communication dated 22 September 2027 was issued pursuant to the applicable redevelopment procedure and after consideration of the relevant records.</w:t>
       </w:r>
     </w:p>
     <w:p>
@@ -187,7 +171,7 @@
         <w:rPr>
           <w:b/>
         </w:rPr>
-        <w:t>6. I say that Respondent No.2 relies upon the communication dated 15 July 2026. Hereto annexed and marked as EXHIBIT-‘A’ is a copy of the said communication.</w:t>
+        <w:t>6. I say that Respondent No.2 relies upon the communication dated 22 September 2027. Hereto annexed and marked as EXHIBIT-‘M’ is a copy of the said communication.</w:t>
       </w:r>
     </w:p>
     <w:p>
@@ -270,7 +254,7 @@
         <w:spacing w:after="120"/>
       </w:pPr>
       <w:r>
-        <w:t>Solemnly affirmed at Mumbai</w:t>
+        <w:t xml:space="preserve">Solemnly affirmed at </w:t>
       </w:r>
     </w:p>
     <w:p>
@@ -278,7 +262,7 @@
         <w:spacing w:after="120"/>
       </w:pPr>
       <w:r>
-        <w:t>On this 5th day of September 2026</w:t>
+        <w:t>On this 22nd day of September 2027</w:t>
       </w:r>
     </w:p>
     <w:p>
@@ -322,7 +306,7 @@
         <w:spacing w:after="120"/>
       </w:pPr>
       <w:r>
-        <w:t>I, Arvind Rajan, the Deponent above named, do hereby verify that the contents of paragraphs 1 to 7 and the Prayer above are true and correct to my knowledge and belief and that nothing material has been concealed therefrom.</w:t>
+        <w:t>I, , the Deponent above named, do hereby verify that the contents of paragraphs 1 to 7 and the Prayer above are true and correct to my knowledge and belief and that nothing material has been concealed therefrom.</w:t>
       </w:r>
     </w:p>
     <w:p>
@@ -330,7 +314,7 @@
         <w:spacing w:after="120"/>
       </w:pPr>
       <w:r>
-        <w:t>Verified at Mumbai on this 5th day of September 2026.</w:t>
+        <w:t>Verified at  on this 22nd day of September 2027.</w:t>
       </w:r>
     </w:p>
     <w:p>
@@ -358,7 +342,7 @@
         <w:rPr>
           <w:b/>
         </w:rPr>
-        <w:t>RAJAN &amp; ASSOCIATES</w:t>
+        <w:t>KHANNA LEGAL CHAMBERS (ACTING FOR: RESPONDENT NO. 2)</w:t>
       </w:r>
     </w:p>
     <w:p>
